--- a/record/exp2/Experiment2_Record.docx
+++ b/record/exp2/Experiment2_Record.docx
@@ -5,6 +5,7 @@
     <w:p>
       <w:pPr>
         <w:spacing w:after="240"/>
+        <w:jc w:val="both"/>
       </w:pPr>
       <w:r>
         <w:rPr>
@@ -12,108 +13,13 @@
           <w:b/>
           <w:sz w:val="40"/>
         </w:rPr>
-        <w:t>LABORATORY O</w:t>
-      </w:r>
-      <w:r>
-        <w:rPr>
-          <w:rFonts w:ascii="Arial" w:hAnsi="Arial"/>
-          <w:b/>
-          <w:sz w:val="40"/>
-        </w:rPr>
-        <w:t>B</w:t>
-      </w:r>
-      <w:r>
-        <w:rPr>
-          <w:rFonts w:ascii="Arial" w:hAnsi="Arial"/>
-          <w:b/>
-          <w:sz w:val="40"/>
-        </w:rPr>
-        <w:t>S</w:t>
-      </w:r>
-      <w:r>
-        <w:rPr>
-          <w:rFonts w:ascii="Arial" w:hAnsi="Arial"/>
-          <w:b/>
-          <w:sz w:val="40"/>
-        </w:rPr>
-        <w:t>E</w:t>
-      </w:r>
-      <w:r>
-        <w:rPr>
-          <w:rFonts w:ascii="Arial" w:hAnsi="Arial"/>
-          <w:b/>
-          <w:sz w:val="40"/>
-        </w:rPr>
-        <w:t>R</w:t>
-      </w:r>
-      <w:r>
-        <w:rPr>
-          <w:rFonts w:ascii="Arial" w:hAnsi="Arial"/>
-          <w:b/>
-          <w:sz w:val="40"/>
-        </w:rPr>
-        <w:t>V</w:t>
-      </w:r>
-      <w:r>
-        <w:rPr>
-          <w:rFonts w:ascii="Arial" w:hAnsi="Arial"/>
-          <w:b/>
-          <w:sz w:val="40"/>
-        </w:rPr>
-        <w:t>A</w:t>
-      </w:r>
-      <w:r>
-        <w:rPr>
-          <w:rFonts w:ascii="Arial" w:hAnsi="Arial"/>
-          <w:b/>
-          <w:sz w:val="40"/>
-        </w:rPr>
-        <w:t>T</w:t>
-      </w:r>
-      <w:r>
-        <w:rPr>
-          <w:rFonts w:ascii="Arial" w:hAnsi="Arial"/>
-          <w:b/>
-          <w:sz w:val="40"/>
-        </w:rPr>
-        <w:t>I</w:t>
-      </w:r>
-      <w:r>
-        <w:rPr>
-          <w:rFonts w:ascii="Arial" w:hAnsi="Arial"/>
-          <w:b/>
-          <w:sz w:val="40"/>
-        </w:rPr>
-        <w:t>O</w:t>
-      </w:r>
-      <w:r>
-        <w:rPr>
-          <w:rFonts w:ascii="Arial" w:hAnsi="Arial"/>
-          <w:b/>
-          <w:sz w:val="40"/>
-        </w:rPr>
-        <w:t>N</w:t>
-      </w:r>
-      <w:r>
-        <w:rPr>
-          <w:rFonts w:ascii="Arial" w:hAnsi="Arial"/>
-          <w:b/>
-          <w:sz w:val="40"/>
-        </w:rPr>
-        <w:t>/</w:t>
-      </w:r>
-      <w:r>
-        <w:rPr>
-          <w:rFonts w:ascii="Arial" w:hAnsi="Arial"/>
-          <w:b/>
-          <w:sz w:val="40"/>
-        </w:rPr>
-        <w:t>RECORD</w:t>
+        <w:t>LABORATORY OBSERVATION/RECORD</w:t>
       </w:r>
     </w:p>
     <w:p>
       <w:pPr>
         <w:spacing w:before="20" w:after="40"/>
+        <w:jc w:val="both"/>
       </w:pPr>
       <w:r>
         <w:rPr>
@@ -132,6 +38,7 @@
     <w:p>
       <w:pPr>
         <w:spacing w:before="20" w:after="40"/>
+        <w:jc w:val="both"/>
       </w:pPr>
       <w:r>
         <w:rPr>
@@ -150,6 +57,7 @@
     <w:p>
       <w:pPr>
         <w:spacing w:before="20" w:after="40"/>
+        <w:jc w:val="both"/>
       </w:pPr>
       <w:r>
         <w:rPr>
@@ -168,6 +76,7 @@
     <w:p>
       <w:pPr>
         <w:spacing w:before="20" w:after="40"/>
+        <w:jc w:val="both"/>
       </w:pPr>
       <w:r>
         <w:rPr>
@@ -186,6 +95,7 @@
     <w:p>
       <w:pPr>
         <w:spacing w:before="20" w:after="40"/>
+        <w:jc w:val="both"/>
       </w:pPr>
       <w:r>
         <w:rPr>
@@ -204,6 +114,7 @@
     <w:p>
       <w:pPr>
         <w:spacing w:before="20" w:after="40"/>
+        <w:jc w:val="both"/>
       </w:pPr>
       <w:r>
         <w:rPr>
@@ -219,11 +130,13 @@
           <w:bottom w:val="single" w:sz="12" w:space="1" w:color="555555"/>
         </w:pBdr>
         <w:spacing w:before="80" w:after="240"/>
+        <w:jc w:val="both"/>
       </w:pPr>
     </w:p>
     <w:p>
       <w:pPr>
         <w:spacing w:before="280" w:after="160"/>
+        <w:jc w:val="both"/>
       </w:pPr>
       <w:r>
         <w:rPr>
@@ -238,6 +151,7 @@
     <w:p>
       <w:pPr>
         <w:spacing w:after="120"/>
+        <w:jc w:val="both"/>
       </w:pPr>
       <w:r>
         <w:rPr>
@@ -253,11 +167,13 @@
           <w:bottom w:val="single" w:sz="12" w:space="1" w:color="555555"/>
         </w:pBdr>
         <w:spacing w:before="80" w:after="240"/>
+        <w:jc w:val="both"/>
       </w:pPr>
     </w:p>
     <w:p>
       <w:pPr>
         <w:spacing w:before="280" w:after="160"/>
+        <w:jc w:val="both"/>
       </w:pPr>
       <w:r>
         <w:rPr>
@@ -272,6 +188,7 @@
     <w:p>
       <w:pPr>
         <w:spacing w:after="120"/>
+        <w:jc w:val="both"/>
       </w:pPr>
       <w:r>
         <w:rPr>
@@ -287,11 +204,13 @@
           <w:bottom w:val="single" w:sz="12" w:space="1" w:color="555555"/>
         </w:pBdr>
         <w:spacing w:before="80" w:after="240"/>
+        <w:jc w:val="both"/>
       </w:pPr>
     </w:p>
     <w:p>
       <w:pPr>
         <w:spacing w:before="280" w:after="160"/>
+        <w:jc w:val="both"/>
       </w:pPr>
       <w:r>
         <w:rPr>
@@ -306,6 +225,7 @@
     <w:p>
       <w:pPr>
         <w:spacing w:after="120"/>
+        <w:jc w:val="both"/>
       </w:pPr>
       <w:r>
         <w:rPr>
@@ -319,6 +239,7 @@
       <w:pPr>
         <w:pStyle w:val="ListBullet"/>
         <w:spacing w:before="20" w:after="60"/>
+        <w:jc w:val="both"/>
       </w:pPr>
       <w:r>
         <w:rPr>
@@ -332,6 +253,7 @@
       <w:pPr>
         <w:pStyle w:val="ListBullet"/>
         <w:spacing w:before="20" w:after="60"/>
+        <w:jc w:val="both"/>
       </w:pPr>
       <w:r>
         <w:rPr>
@@ -345,6 +267,7 @@
       <w:pPr>
         <w:pStyle w:val="ListBullet"/>
         <w:spacing w:before="20" w:after="60"/>
+        <w:jc w:val="both"/>
       </w:pPr>
       <w:r>
         <w:rPr>
@@ -358,6 +281,7 @@
       <w:pPr>
         <w:pStyle w:val="ListBullet"/>
         <w:spacing w:before="20" w:after="60"/>
+        <w:jc w:val="both"/>
       </w:pPr>
       <w:r>
         <w:rPr>
@@ -371,6 +295,7 @@
       <w:pPr>
         <w:pStyle w:val="ListBullet"/>
         <w:spacing w:before="20" w:after="60"/>
+        <w:jc w:val="both"/>
       </w:pPr>
       <w:r>
         <w:rPr>
@@ -384,6 +309,7 @@
       <w:pPr>
         <w:pStyle w:val="ListBullet"/>
         <w:spacing w:before="20" w:after="60"/>
+        <w:jc w:val="both"/>
       </w:pPr>
       <w:r>
         <w:rPr>
@@ -399,11 +325,13 @@
           <w:bottom w:val="single" w:sz="12" w:space="1" w:color="555555"/>
         </w:pBdr>
         <w:spacing w:before="80" w:after="240"/>
+        <w:jc w:val="both"/>
       </w:pPr>
     </w:p>
     <w:p>
       <w:pPr>
         <w:spacing w:before="280" w:after="160"/>
+        <w:jc w:val="both"/>
       </w:pPr>
       <w:r>
         <w:rPr>
@@ -418,6 +346,7 @@
     <w:p>
       <w:pPr>
         <w:spacing w:after="120"/>
+        <w:jc w:val="both"/>
       </w:pPr>
       <w:r>
         <w:rPr>
@@ -430,6 +359,7 @@
     <w:p>
       <w:pPr>
         <w:spacing w:after="120"/>
+        <w:jc w:val="both"/>
       </w:pPr>
       <w:r>
         <w:rPr>
@@ -443,6 +373,7 @@
       <w:pPr>
         <w:pStyle w:val="ListBullet"/>
         <w:spacing w:before="20" w:after="60"/>
+        <w:jc w:val="both"/>
       </w:pPr>
       <w:r>
         <w:rPr>
@@ -456,6 +387,7 @@
       <w:pPr>
         <w:pStyle w:val="ListBullet"/>
         <w:spacing w:before="20" w:after="60"/>
+        <w:jc w:val="both"/>
       </w:pPr>
       <w:r>
         <w:rPr>
@@ -469,6 +401,7 @@
       <w:pPr>
         <w:pStyle w:val="ListBullet"/>
         <w:spacing w:before="20" w:after="60"/>
+        <w:jc w:val="both"/>
       </w:pPr>
       <w:r>
         <w:rPr>
@@ -482,6 +415,7 @@
       <w:pPr>
         <w:pStyle w:val="ListBullet"/>
         <w:spacing w:before="20" w:after="60"/>
+        <w:jc w:val="both"/>
       </w:pPr>
       <w:r>
         <w:rPr>
@@ -511,6 +445,7 @@
       <w:pPr>
         <w:pStyle w:val="ListBullet"/>
         <w:spacing w:before="20" w:after="60"/>
+        <w:jc w:val="both"/>
       </w:pPr>
       <w:r>
         <w:rPr>
@@ -523,6 +458,7 @@
     <w:p>
       <w:pPr>
         <w:spacing w:after="120"/>
+        <w:jc w:val="both"/>
       </w:pPr>
       <w:r>
         <w:rPr>
@@ -536,6 +472,7 @@
     <w:p>
       <w:pPr>
         <w:spacing w:after="120"/>
+        <w:jc w:val="both"/>
       </w:pPr>
       <w:r>
         <w:rPr>
@@ -552,11 +489,13 @@
           <w:bottom w:val="single" w:sz="12" w:space="1" w:color="555555"/>
         </w:pBdr>
         <w:spacing w:before="80" w:after="240"/>
+        <w:jc w:val="both"/>
       </w:pPr>
     </w:p>
     <w:p>
       <w:pPr>
         <w:spacing w:before="280" w:after="160"/>
+        <w:jc w:val="both"/>
       </w:pPr>
       <w:r>
         <w:rPr>
@@ -571,6 +510,7 @@
     <w:p>
       <w:pPr>
         <w:spacing w:after="120"/>
+        <w:jc w:val="both"/>
       </w:pPr>
       <w:r>
         <w:rPr>
@@ -583,6 +523,7 @@
     <w:p>
       <w:pPr>
         <w:spacing w:after="120"/>
+        <w:jc w:val="both"/>
       </w:pPr>
       <w:r>
         <w:rPr>
@@ -595,6 +536,7 @@
     <w:p>
       <w:pPr>
         <w:spacing w:after="120"/>
+        <w:jc w:val="both"/>
       </w:pPr>
       <w:r>
         <w:rPr>
@@ -607,6 +549,7 @@
     <w:p>
       <w:pPr>
         <w:spacing w:after="120"/>
+        <w:jc w:val="both"/>
       </w:pPr>
       <w:r>
         <w:rPr>
@@ -619,6 +562,7 @@
     <w:p>
       <w:pPr>
         <w:spacing w:after="120"/>
+        <w:jc w:val="both"/>
       </w:pPr>
       <w:r>
         <w:rPr>
@@ -631,6 +575,7 @@
     <w:p>
       <w:pPr>
         <w:spacing w:after="120"/>
+        <w:jc w:val="both"/>
       </w:pPr>
       <w:r>
         <w:rPr>
@@ -643,6 +588,7 @@
     <w:p>
       <w:pPr>
         <w:spacing w:after="120"/>
+        <w:jc w:val="both"/>
       </w:pPr>
       <w:r>
         <w:rPr>
@@ -655,6 +601,7 @@
     <w:p>
       <w:pPr>
         <w:spacing w:after="120"/>
+        <w:jc w:val="both"/>
       </w:pPr>
       <w:r>
         <w:rPr>
@@ -667,6 +614,7 @@
     <w:p>
       <w:pPr>
         <w:spacing w:after="120"/>
+        <w:jc w:val="both"/>
       </w:pPr>
       <w:r>
         <w:rPr>
@@ -695,6 +643,7 @@
     <w:p>
       <w:pPr>
         <w:spacing w:after="120"/>
+        <w:jc w:val="both"/>
       </w:pPr>
       <w:r>
         <w:rPr>
@@ -771,6 +720,7 @@
     <w:p>
       <w:pPr>
         <w:spacing w:after="120"/>
+        <w:jc w:val="both"/>
       </w:pPr>
       <w:r>
         <w:rPr>
@@ -783,6 +733,7 @@
     <w:p>
       <w:pPr>
         <w:spacing w:after="120"/>
+        <w:jc w:val="both"/>
       </w:pPr>
       <w:r>
         <w:rPr>
@@ -795,6 +746,7 @@
     <w:p>
       <w:pPr>
         <w:spacing w:after="120"/>
+        <w:jc w:val="both"/>
       </w:pPr>
       <w:r>
         <w:rPr>
@@ -807,6 +759,7 @@
     <w:p>
       <w:pPr>
         <w:spacing w:after="120"/>
+        <w:jc w:val="both"/>
       </w:pPr>
       <w:r>
         <w:rPr>
@@ -819,6 +772,7 @@
     <w:p>
       <w:pPr>
         <w:spacing w:after="120"/>
+        <w:jc w:val="both"/>
       </w:pPr>
       <w:r>
         <w:rPr>
@@ -951,7 +905,41 @@
                 <w:sz w:val="19"/>
               </w:rPr>
               <w:br/>
-              <w:t xml:space="preserve">    &lt;link rel="stylesheet" href="style.css"&gt;</w:t>
+              <w:t xml:space="preserve">    &lt;link rel="stylesheet" </w:t>
+            </w:r>
+            <w:proofErr w:type="spellStart"/>
+            <w:r>
+              <w:rPr>
+                <w:rFonts w:ascii="Consolas" w:hAnsi="Consolas"/>
+                <w:color w:val="DCDCDC"/>
+                <w:sz w:val="19"/>
+              </w:rPr>
+              <w:t>href</w:t>
+            </w:r>
+            <w:proofErr w:type="spellEnd"/>
+            <w:r>
+              <w:rPr>
+                <w:rFonts w:ascii="Consolas" w:hAnsi="Consolas"/>
+                <w:color w:val="DCDCDC"/>
+                <w:sz w:val="19"/>
+              </w:rPr>
+              <w:t>="</w:t>
+            </w:r>
+            <w:r>
+              <w:rPr>
+                <w:rFonts w:ascii="Consolas" w:hAnsi="Consolas"/>
+                <w:color w:val="DCDCDC"/>
+                <w:sz w:val="19"/>
+              </w:rPr>
+              <w:t>exp2</w:t>
+            </w:r>
+            <w:r>
+              <w:rPr>
+                <w:rFonts w:ascii="Consolas" w:hAnsi="Consolas"/>
+                <w:color w:val="DCDCDC"/>
+                <w:sz w:val="19"/>
+              </w:rPr>
+              <w:t>.css"&gt;</w:t>
             </w:r>
             <w:r>
               <w:rPr>
@@ -994,13 +982,6 @@
                 <w:sz w:val="19"/>
               </w:rPr>
               <w:br/>
-            </w:r>
-            <w:r>
-              <w:rPr>
-                <w:rFonts w:ascii="Consolas" w:hAnsi="Consolas"/>
-                <w:color w:val="DCDCDC"/>
-                <w:sz w:val="19"/>
-              </w:rPr>
               <w:t xml:space="preserve">    &lt;header&gt;</w:t>
             </w:r>
             <w:r>
@@ -1186,13 +1167,6 @@
                 <w:sz w:val="19"/>
               </w:rPr>
               <w:br/>
-            </w:r>
-            <w:r>
-              <w:rPr>
-                <w:rFonts w:ascii="Consolas" w:hAnsi="Consolas"/>
-                <w:color w:val="DCDCDC"/>
-                <w:sz w:val="19"/>
-              </w:rPr>
               <w:t xml:space="preserve">            &lt;button&gt;Explore Now&lt;/button&gt;</w:t>
             </w:r>
             <w:r>
@@ -1324,13 +1298,6 @@
                 <w:sz w:val="19"/>
               </w:rPr>
               <w:br/>
-            </w:r>
-            <w:r>
-              <w:rPr>
-                <w:rFonts w:ascii="Consolas" w:hAnsi="Consolas"/>
-                <w:color w:val="DCDCDC"/>
-                <w:sz w:val="19"/>
-              </w:rPr>
               <w:t xml:space="preserve">                    &lt;p&gt;Learn HTML, CSS and JavaScript to build websites.&lt;/p&gt;</w:t>
             </w:r>
             <w:r>
@@ -1471,13 +1438,6 @@
                 <w:sz w:val="19"/>
               </w:rPr>
               <w:br/>
-            </w:r>
-            <w:r>
-              <w:rPr>
-                <w:rFonts w:ascii="Consolas" w:hAnsi="Consolas"/>
-                <w:color w:val="DCDCDC"/>
-                <w:sz w:val="19"/>
-              </w:rPr>
               <w:t xml:space="preserve">                &lt;p&gt;Professor - Computer Science&lt;/p&gt;</w:t>
             </w:r>
             <w:r>
@@ -1976,13 +1936,6 @@
                 <w:sz w:val="19"/>
               </w:rPr>
               <w:br/>
-            </w:r>
-            <w:r>
-              <w:rPr>
-                <w:rFonts w:ascii="Consolas" w:hAnsi="Consolas"/>
-                <w:color w:val="DCDCDC"/>
-                <w:sz w:val="19"/>
-              </w:rPr>
               <w:t xml:space="preserve">    font-size: 18px;</w:t>
             </w:r>
             <w:r>
@@ -2318,13 +2271,6 @@
                 <w:sz w:val="19"/>
               </w:rPr>
               <w:br/>
-            </w:r>
-            <w:r>
-              <w:rPr>
-                <w:rFonts w:ascii="Consolas" w:hAnsi="Consolas"/>
-                <w:color w:val="DCDCDC"/>
-                <w:sz w:val="19"/>
-              </w:rPr>
               <w:t>section h2 {</w:t>
             </w:r>
             <w:r>
@@ -2625,13 +2571,6 @@
                 <w:sz w:val="19"/>
               </w:rPr>
               <w:br/>
-            </w:r>
-            <w:r>
-              <w:rPr>
-                <w:rFonts w:ascii="Consolas" w:hAnsi="Consolas"/>
-                <w:color w:val="DCDCDC"/>
-                <w:sz w:val="19"/>
-              </w:rPr>
               <w:t>button:hover {</w:t>
             </w:r>
             <w:r>
@@ -2984,13 +2923,6 @@
                 <w:sz w:val="19"/>
               </w:rPr>
               <w:br/>
-            </w:r>
-            <w:r>
-              <w:rPr>
-                <w:rFonts w:ascii="Consolas" w:hAnsi="Consolas"/>
-                <w:color w:val="DCDCDC"/>
-                <w:sz w:val="19"/>
-              </w:rPr>
               <w:t>/* Faculty */</w:t>
             </w:r>
             <w:r>
@@ -3317,13 +3249,6 @@
                 <w:sz w:val="19"/>
               </w:rPr>
               <w:br/>
-            </w:r>
-            <w:r>
-              <w:rPr>
-                <w:rFonts w:ascii="Consolas" w:hAnsi="Consolas"/>
-                <w:color w:val="DCDCDC"/>
-                <w:sz w:val="19"/>
-              </w:rPr>
               <w:t>@media (max-width: 700px) {</w:t>
             </w:r>
             <w:r>
@@ -5010,6 +4935,28 @@
     <w:p>
       <w:pPr>
         <w:spacing w:before="280" w:after="160"/>
+        <w:rPr>
+          <w:rFonts w:ascii="Arial" w:hAnsi="Arial"/>
+          <w:b/>
+          <w:color w:val="000000"/>
+          <w:sz w:val="28"/>
+        </w:rPr>
+      </w:pPr>
+    </w:p>
+    <w:p>
+      <w:pPr>
+        <w:spacing w:before="280" w:after="160"/>
+        <w:rPr>
+          <w:rFonts w:ascii="Arial" w:hAnsi="Arial"/>
+          <w:b/>
+          <w:color w:val="000000"/>
+          <w:sz w:val="28"/>
+        </w:rPr>
+      </w:pPr>
+    </w:p>
+    <w:p>
+      <w:pPr>
+        <w:spacing w:before="280" w:after="160"/>
       </w:pPr>
       <w:r>
         <w:rPr>
@@ -5018,6 +4965,7 @@
           <w:color w:val="000000"/>
           <w:sz w:val="28"/>
         </w:rPr>
+        <w:lastRenderedPageBreak/>
         <w:t>9. OUTPUT</w:t>
       </w:r>
     </w:p>
@@ -5041,12 +4989,11 @@
         <w:rPr>
           <w:noProof/>
         </w:rPr>
-        <w:lastRenderedPageBreak/>
         <w:drawing>
-          <wp:inline distT="0" distB="0" distL="0" distR="0" wp14:anchorId="2B8FA165" wp14:editId="402F7124">
-            <wp:extent cx="5669280" cy="4535424"/>
+          <wp:inline distT="0" distB="0" distL="0" distR="0" wp14:anchorId="4BD2D1D3" wp14:editId="761FBE3D">
+            <wp:extent cx="5835734" cy="2819400"/>
             <wp:effectExtent l="0" t="0" r="0" b="0"/>
-            <wp:docPr id="1" name="Picture 1"/>
+            <wp:docPr id="2105408921" name="Picture 1"/>
             <wp:cNvGraphicFramePr>
               <a:graphicFrameLocks xmlns:a="http://schemas.openxmlformats.org/drawingml/2006/main" noChangeAspect="1"/>
             </wp:cNvGraphicFramePr>
@@ -5054,23 +5001,99 @@
               <a:graphicData uri="http://schemas.openxmlformats.org/drawingml/2006/picture">
                 <pic:pic xmlns:pic="http://schemas.openxmlformats.org/drawingml/2006/picture">
                   <pic:nvPicPr>
-                    <pic:cNvPr id="0" name="Output_1_Student_Portal.png"/>
-                    <pic:cNvPicPr/>
+                    <pic:cNvPr id="0" name="Picture 1"/>
+                    <pic:cNvPicPr>
+                      <a:picLocks noChangeAspect="1" noChangeArrowheads="1"/>
+                    </pic:cNvPicPr>
                   </pic:nvPicPr>
-                  <pic:blipFill>
-                    <a:blip r:embed="rId6"/>
+                  <pic:blipFill rotWithShape="1">
+                    <a:blip r:embed="rId6">
+                      <a:extLst>
+                        <a:ext uri="{28A0092B-C50C-407E-A947-70E740481C1C}">
+                          <a14:useLocalDpi xmlns:a14="http://schemas.microsoft.com/office/drawing/2010/main" val="0"/>
+                        </a:ext>
+                      </a:extLst>
+                    </a:blip>
+                    <a:srcRect l="3531" t="3594" r="3939" b="398"/>
                     <a:stretch>
                       <a:fillRect/>
                     </a:stretch>
                   </pic:blipFill>
-                  <pic:spPr>
+                  <pic:spPr bwMode="auto">
                     <a:xfrm>
                       <a:off x="0" y="0"/>
-                      <a:ext cx="5669280" cy="4535424"/>
+                      <a:ext cx="5838078" cy="2820532"/>
                     </a:xfrm>
                     <a:prstGeom prst="rect">
                       <a:avLst/>
                     </a:prstGeom>
+                    <a:noFill/>
+                    <a:ln>
+                      <a:noFill/>
+                    </a:ln>
+                    <a:extLst>
+                      <a:ext uri="{53640926-AAD7-44D8-BBD7-CCE9431645EC}">
+                        <a14:shadowObscured xmlns:a14="http://schemas.microsoft.com/office/drawing/2010/main"/>
+                      </a:ext>
+                    </a:extLst>
+                  </pic:spPr>
+                </pic:pic>
+              </a:graphicData>
+            </a:graphic>
+          </wp:inline>
+        </w:drawing>
+      </w:r>
+    </w:p>
+    <w:p>
+      <w:pPr>
+        <w:spacing w:before="80" w:after="240"/>
+      </w:pPr>
+      <w:r>
+        <w:rPr>
+          <w:noProof/>
+        </w:rPr>
+        <w:drawing>
+          <wp:inline distT="0" distB="0" distL="0" distR="0" wp14:anchorId="11E7E38D" wp14:editId="1BD23715">
+            <wp:extent cx="5843954" cy="2639060"/>
+            <wp:effectExtent l="0" t="0" r="4445" b="8890"/>
+            <wp:docPr id="2051635099" name="Picture 2"/>
+            <wp:cNvGraphicFramePr>
+              <a:graphicFrameLocks xmlns:a="http://schemas.openxmlformats.org/drawingml/2006/main" noChangeAspect="1"/>
+            </wp:cNvGraphicFramePr>
+            <a:graphic xmlns:a="http://schemas.openxmlformats.org/drawingml/2006/main">
+              <a:graphicData uri="http://schemas.openxmlformats.org/drawingml/2006/picture">
+                <pic:pic xmlns:pic="http://schemas.openxmlformats.org/drawingml/2006/picture">
+                  <pic:nvPicPr>
+                    <pic:cNvPr id="0" name="Picture 3"/>
+                    <pic:cNvPicPr>
+                      <a:picLocks noChangeAspect="1" noChangeArrowheads="1"/>
+                    </pic:cNvPicPr>
+                  </pic:nvPicPr>
+                  <pic:blipFill>
+                    <a:blip r:embed="rId7">
+                      <a:extLst>
+                        <a:ext uri="{28A0092B-C50C-407E-A947-70E740481C1C}">
+                          <a14:useLocalDpi xmlns:a14="http://schemas.microsoft.com/office/drawing/2010/main" val="0"/>
+                        </a:ext>
+                      </a:extLst>
+                    </a:blip>
+                    <a:srcRect/>
+                    <a:stretch>
+                      <a:fillRect/>
+                    </a:stretch>
+                  </pic:blipFill>
+                  <pic:spPr bwMode="auto">
+                    <a:xfrm>
+                      <a:off x="0" y="0"/>
+                      <a:ext cx="5851939" cy="2642666"/>
+                    </a:xfrm>
+                    <a:prstGeom prst="rect">
+                      <a:avLst/>
+                    </a:prstGeom>
+                    <a:noFill/>
+                    <a:ln>
+                      <a:noFill/>
+                    </a:ln>
                   </pic:spPr>
                 </pic:pic>
               </a:graphicData>
